--- a/word_reports/LP_0093_위치_432_Bonnie Tyler_Diamond Cut.docx
+++ b/word_reports/LP_0093_위치_432_Bonnie Tyler_Diamond Cut.docx
@@ -4,7 +4,7 @@
   <w:body>
     <w:p>
       <w:pPr>
-        <w:spacing w:after="280"/>
+        <w:spacing w:after="80"/>
       </w:pPr>
       <w:r>
         <w:rPr w:rFonts="맑은 고딕">
@@ -13,94 +13,47 @@
           <w:color w:val="1E3A8A"/>
           <w:sz w:val="30"/>
         </w:rPr>
-        <w:t>[432] Bonnie Tyler - Diamond Cut</w:t>
+        <w:t>Bonnie Tyler (보니 타일러) - Diamond Cut</w:t>
       </w:r>
     </w:p>
     <w:p>
       <w:pPr>
-        <w:spacing w:after="320"/>
+        <w:spacing w:after="240"/>
       </w:pPr>
       <w:r>
         <w:rPr w:rFonts="맑은 고딕">
           <w:rFonts w:ascii="맑은 고딕" w:hAnsi="맑은 고딕" w:eastAsia="맑은 고딕"/>
           <w:b/>
-          <w:sz w:val="20"/>
+          <w:color w:val="4B5563"/>
+          <w:sz w:val="22"/>
         </w:rPr>
-        <w:t>■ 위치 : 432</w:t>
-        <w:br/>
-      </w:r>
-      <w:r>
-        <w:rPr w:rFonts="맑은 고딕">
-          <w:rFonts w:ascii="맑은 고딕" w:hAnsi="맑은 고딕" w:eastAsia="맑은 고딕"/>
-          <w:b/>
-          <w:sz w:val="20"/>
-        </w:rPr>
-        <w:t>■ 아티스트 : Bonnie Tyler</w:t>
-        <w:br/>
-      </w:r>
-      <w:r>
-        <w:rPr w:rFonts="맑은 고딕">
-          <w:rFonts w:ascii="맑은 고딕" w:hAnsi="맑은 고딕" w:eastAsia="맑은 고딕"/>
-          <w:b/>
-          <w:sz w:val="20"/>
-        </w:rPr>
-        <w:t>■ 앨범명 : Diamond Cut</w:t>
-        <w:br/>
-      </w:r>
-      <w:r>
-        <w:rPr w:rFonts="맑은 고딕">
-          <w:rFonts w:ascii="맑은 고딕" w:hAnsi="맑은 고딕" w:eastAsia="맑은 고딕"/>
-          <w:b w:val="0"/>
-          <w:sz w:val="20"/>
-        </w:rPr>
-        <w:t>■ 음반 레이블 : RCA Records</w:t>
-        <w:br/>
-      </w:r>
-      <w:r>
-        <w:rPr w:rFonts="맑은 고딕">
-          <w:rFonts w:ascii="맑은 고딕" w:hAnsi="맑은 고딕" w:eastAsia="맑은 고딕"/>
-          <w:b w:val="0"/>
-          <w:sz w:val="20"/>
-        </w:rPr>
-        <w:t>■ 발매년도 : 1979</w:t>
-        <w:br/>
-      </w:r>
-      <w:r>
-        <w:rPr w:rFonts="맑은 고딕">
-          <w:rFonts w:ascii="맑은 고딕" w:hAnsi="맑은 고딕" w:eastAsia="맑은 고딕"/>
-          <w:b w:val="0"/>
-          <w:sz w:val="20"/>
-        </w:rPr>
-        <w:t>■ 장르 : 컨트리 록, 팝 록, 소프트 록</w:t>
-        <w:br/>
-      </w:r>
-      <w:r>
-        <w:rPr w:rFonts="맑은 고딕">
-          <w:rFonts w:ascii="맑은 고딕" w:hAnsi="맑은 고딕" w:eastAsia="맑은 고딕"/>
-          <w:b w:val="0"/>
-          <w:sz w:val="20"/>
-        </w:rPr>
-        <w:t>■ 주요 수록곡 : If I Sing You a Love Song, My Guns Are Loaded, Too Good to Last, Louisiana Rain, What a Way to Treat a Lady</w:t>
-        <w:br/>
+        <w:t>위치 :  432</w:t>
       </w:r>
     </w:p>
     <w:p>
       <w:pPr>
-        <w:spacing w:after="160"/>
+        <w:spacing w:line="324" w:lineRule="auto" w:before="80" w:after="160"/>
       </w:pPr>
       <w:r>
         <w:rPr w:rFonts="맑은 고딕">
           <w:rFonts w:ascii="맑은 고딕" w:hAnsi="맑은 고딕" w:eastAsia="맑은 고딕"/>
           <w:b/>
           <w:color w:val="1F2937"/>
-          <w:sz w:val="24"/>
+          <w:sz w:val="22"/>
         </w:rPr>
-        <w:t>■ 음반 해설 및 감상 가이드</w:t>
+        <w:t xml:space="preserve">[음반 소개] </w:t>
+      </w:r>
+      <w:r>
+        <w:rPr w:rFonts="맑은 고딕">
+          <w:rFonts w:ascii="맑은 고딕" w:hAnsi="맑은 고딕" w:eastAsia="맑은 고딕"/>
+          <w:b w:val="0"/>
+          <w:sz w:val="21"/>
+        </w:rPr>
       </w:r>
     </w:p>
     <w:p>
       <w:pPr>
-        <w:spacing w:line="312" w:lineRule="auto" w:after="120"/>
+        <w:spacing w:line="324" w:lineRule="auto" w:after="120"/>
       </w:pPr>
       <w:r>
         <w:rPr w:rFonts="맑은 고딕">
@@ -108,51 +61,608 @@
           <w:b w:val="0"/>
           <w:sz w:val="21"/>
         </w:rPr>
-        <w:t>1970년대 후반 허스키 보컬의 대명사로 대중음악사에 굵직한 족적을 남긴 보니 타일러(Bonnie Tyler)의 세 번째 정규 스튜디오 앨범 《Diamond Cut》(1979)은 그녀의 초기 음악 여정에서 가장 빛나는 순간을 담아낸 수작입니다. 전작 《Natural Force》와 세계적인 대히트곡 "It's a Heartache"의 폭발적인 성공에 힘입어 발표된 이 음반은, 보니 타일러 특유의 애절하고 힘 있는 음색이 내쉬빌 스타일의 세련된 컨트리 팝·록 사운드와 유기적으로 결합하여 완성도 높은 음악적 성취를 보여줍니다.</w:t>
+        <w:t>거친 모래바람 속에서 피어난 한 떨기 야생화처럼, 보니 타일러의 허스키한 음색은 찰나의 상처조차 눈부신 서정으로 치환하는 마력을 지니고 있습니다. 1979년에 발표된 본작 《Diamond Cut》은 그녀가 세계적인 록 디바로 도약하기 직전, 컨트리와 포크 록의 비옥한 토양 위에서 가장 순수하고 진솔한 감정을 벼려내던 시절의 기록입니다. 투박한 원석을 정밀하게 다듬어 빛을 발하는 다이아몬드처럼, 정갈한 어쿠스틱 사운드와 짙은 애수가 깃든 보컬이 만나 고전적인 품격을 빚어냅니다. 70년대 아날로그 팝의 황혼을 물들이는 이 음반은 세월이 흐를수록 그 깊이를 더해가는 음악적 보석과도 같습니다.</w:t>
       </w:r>
     </w:p>
     <w:p>
       <w:pPr>
-        <w:spacing w:line="312" w:lineRule="auto" w:after="120"/>
+        <w:spacing w:line="324" w:lineRule="auto" w:before="200" w:after="80"/>
       </w:pPr>
+      <w:r>
+        <w:rPr w:rFonts="맑은 고딕">
+          <w:rFonts w:ascii="맑은 고딕" w:hAnsi="맑은 고딕" w:eastAsia="맑은 고딕"/>
+          <w:b/>
+          <w:color w:val="1E3A8A"/>
+          <w:sz w:val="24"/>
+        </w:rPr>
+        <w:t>1. 음반 데이터</w:t>
+      </w:r>
+    </w:p>
+    <w:p>
+      <w:pPr>
+        <w:spacing w:line="324" w:lineRule="auto" w:after="80"/>
+      </w:pPr>
+      <w:r>
+        <w:rPr w:rFonts="맑은 고딕">
+          <w:rFonts w:ascii="맑은 고딕" w:hAnsi="맑은 고딕" w:eastAsia="맑은 고딕"/>
+          <w:b w:val="0"/>
+          <w:color w:val="6B7280"/>
+          <w:sz w:val="21"/>
+        </w:rPr>
+        <w:t xml:space="preserve">· </w:t>
+      </w:r>
+      <w:r>
+        <w:rPr w:rFonts="맑은 고딕">
+          <w:rFonts w:ascii="맑은 고딕" w:hAnsi="맑은 고딕" w:eastAsia="맑은 고딕"/>
+          <w:b/>
+          <w:color w:val="1F2937"/>
+          <w:sz w:val="21"/>
+        </w:rPr>
+        <w:t xml:space="preserve">앨범명: </w:t>
+      </w:r>
       <w:r>
         <w:rPr w:rFonts="맑은 고딕">
           <w:rFonts w:ascii="맑은 고딕" w:hAnsi="맑은 고딕" w:eastAsia="맑은 고딕"/>
           <w:b w:val="0"/>
           <w:sz w:val="21"/>
         </w:rPr>
-        <w:t>본 음반은 타일러의 초기 음악 세계를 구축한 프로듀싱 콤비 로니 스콧(Ronnie Scott)과 스티브 울프(Steve Wolfe)의 주도하에 제작되었습니다. 어쿠스틱 기타와 페달 스틸, 그리고 풍부하게 입혀진 스트링 편곡은 70년대 후반 아날로그 팝-컨트리가 지닌 특유의 따뜻하고 아련한 정취를 물씬 풍깁니다. 성대 수술 이후 얻게 된 타일러의 거칠면서도 깊은 울림을 주는 보컬은 미디엄 템포의 록 트랙과 감성적인 발라드를 오가며 곡마다 짙은 페이소스(Pathos)를 더합니다.</w:t>
+        <w:t>Diamond Cut</w:t>
       </w:r>
     </w:p>
     <w:p>
       <w:pPr>
-        <w:spacing w:line="312" w:lineRule="auto" w:after="120"/>
+        <w:spacing w:line="324" w:lineRule="auto" w:after="80"/>
       </w:pPr>
+      <w:r>
+        <w:rPr w:rFonts="맑은 고딕">
+          <w:rFonts w:ascii="맑은 고딕" w:hAnsi="맑은 고딕" w:eastAsia="맑은 고딕"/>
+          <w:b w:val="0"/>
+          <w:color w:val="6B7280"/>
+          <w:sz w:val="21"/>
+        </w:rPr>
+        <w:t xml:space="preserve">· </w:t>
+      </w:r>
+      <w:r>
+        <w:rPr w:rFonts="맑은 고딕">
+          <w:rFonts w:ascii="맑은 고딕" w:hAnsi="맑은 고딕" w:eastAsia="맑은 고딕"/>
+          <w:b/>
+          <w:color w:val="1F2937"/>
+          <w:sz w:val="21"/>
+        </w:rPr>
+        <w:t xml:space="preserve">아티스트: </w:t>
+      </w:r>
       <w:r>
         <w:rPr w:rFonts="맑은 고딕">
           <w:rFonts w:ascii="맑은 고딕" w:hAnsi="맑은 고딕" w:eastAsia="맑은 고딕"/>
           <w:b w:val="0"/>
           <w:sz w:val="21"/>
         </w:rPr>
-        <w:t>앨범을 채우고 있는 수록곡들 역시 각기 다른 매력으로 청자를 매료시킵니다. 웅장한 가창력과 경쾌한 드라이브감이 돋보이는 "My Guns Are Loaded"는 보니 타일러의 파워풀한 에너지를 여실히 증명하며, 애절한 멜로디라인이 인상적인 "Too Good to Last"는 그녀의 섬세한 감수성을 극대화합니다. 또한, 톰 페티(Tom Petty)의 명곡을 재해석한 "Louisiana Rain"은 원곡의 블루지한 감성에 타일러만의 거친 보컬 질감을 더하여 한층 더 깊은 울림을 선사합니다.</w:t>
+        <w:t>Bonnie Tyler (보니 타일러)</w:t>
       </w:r>
     </w:p>
     <w:p>
       <w:pPr>
-        <w:spacing w:line="312" w:lineRule="auto" w:after="120"/>
+        <w:spacing w:line="324" w:lineRule="auto" w:after="80"/>
       </w:pPr>
+      <w:r>
+        <w:rPr w:rFonts="맑은 고딕">
+          <w:rFonts w:ascii="맑은 고딕" w:hAnsi="맑은 고딕" w:eastAsia="맑은 고딕"/>
+          <w:b w:val="0"/>
+          <w:color w:val="6B7280"/>
+          <w:sz w:val="21"/>
+        </w:rPr>
+        <w:t xml:space="preserve">· </w:t>
+      </w:r>
+      <w:r>
+        <w:rPr w:rFonts="맑은 고딕">
+          <w:rFonts w:ascii="맑은 고딕" w:hAnsi="맑은 고딕" w:eastAsia="맑은 고딕"/>
+          <w:b/>
+          <w:color w:val="1F2937"/>
+          <w:sz w:val="21"/>
+        </w:rPr>
+        <w:t xml:space="preserve">발매 정보: </w:t>
+      </w:r>
       <w:r>
         <w:rPr w:rFonts="맑은 고딕">
           <w:rFonts w:ascii="맑은 고딕" w:hAnsi="맑은 고딕" w:eastAsia="맑은 고딕"/>
           <w:b w:val="0"/>
           <w:sz w:val="21"/>
         </w:rPr>
-        <w:t>《Diamond Cut》은 보니 타일러가 1980년대 짐 스타인먼(Jim Steinman)과의 작업을 통해 대형 팝-록 스타로 재탄생하기 전, 가장 순수하고 깊이 있는 컨트리 록을 들려주던 거장으로서의 면모를 잘 보여주는 앨범입니다. '다이아몬드 커팅'이라는 앨범명처럼 잘 세공된 보석처럼 반짝이는 이 LP는, 바이닐(LP) 특유의 따뜻한 물리적 질감 속에서 보니 타일러의 호소력 짙은 음색을 온전히 감상할 수 있는 소장 가치 높은 명반입니다.</w:t>
+        <w:t>1979년 영국 RCA 레코드를 통해 발매된 보니 타일러의 통산 세 번째 정규 스튜디오 앨범으로, 명 프로듀서 로니 스콧(Ronnie Scott)과 스티브 울프(Steve Wolfe) 콤비와의 긴밀한 호흡 속에서 탄생한 서정적 명반입니다.</w:t>
+      </w:r>
+    </w:p>
+    <w:p>
+      <w:pPr>
+        <w:spacing w:line="324" w:lineRule="auto" w:after="80"/>
+      </w:pPr>
+      <w:r>
+        <w:rPr w:rFonts="맑은 고딕">
+          <w:rFonts w:ascii="맑은 고딕" w:hAnsi="맑은 고딕" w:eastAsia="맑은 고딕"/>
+          <w:b w:val="0"/>
+          <w:color w:val="6B7280"/>
+          <w:sz w:val="21"/>
+        </w:rPr>
+        <w:t xml:space="preserve">· </w:t>
+      </w:r>
+      <w:r>
+        <w:rPr w:rFonts="맑은 고딕">
+          <w:rFonts w:ascii="맑은 고딕" w:hAnsi="맑은 고딕" w:eastAsia="맑은 고딕"/>
+          <w:b/>
+          <w:color w:val="1F2937"/>
+          <w:sz w:val="21"/>
+        </w:rPr>
+        <w:t xml:space="preserve">LP 인기도(판매량): </w:t>
+      </w:r>
+      <w:r>
+        <w:rPr w:rFonts="맑은 고딕">
+          <w:rFonts w:ascii="맑은 고딕" w:hAnsi="맑은 고딕" w:eastAsia="맑은 고딕"/>
+          <w:b w:val="0"/>
+          <w:sz w:val="21"/>
+        </w:rPr>
+        <w:t>전작의 전 세계적 히트에 힘입어 미국 빌보드 200 차트 145위 및 컨트리 앨범 차트 42위에 올랐으며, 노르웨이와 스웨덴 등 북유럽 앨범 차트 톱 20에 진입하는 등 대서양 양안과 유럽 전역에서 고른 사랑을 받았습니다.</w:t>
+      </w:r>
+    </w:p>
+    <w:p>
+      <w:pPr>
+        <w:spacing w:line="324" w:lineRule="auto" w:after="80"/>
+      </w:pPr>
+      <w:r>
+        <w:rPr w:rFonts="맑은 고딕">
+          <w:rFonts w:ascii="맑은 고딕" w:hAnsi="맑은 고딕" w:eastAsia="맑은 고딕"/>
+          <w:b w:val="0"/>
+          <w:color w:val="6B7280"/>
+          <w:sz w:val="21"/>
+        </w:rPr>
+        <w:t xml:space="preserve">· </w:t>
+      </w:r>
+      <w:r>
+        <w:rPr w:rFonts="맑은 고딕">
+          <w:rFonts w:ascii="맑은 고딕" w:hAnsi="맑은 고딕" w:eastAsia="맑은 고딕"/>
+          <w:b/>
+          <w:color w:val="1F2937"/>
+          <w:sz w:val="21"/>
+        </w:rPr>
+        <w:t xml:space="preserve">각종 수상경력: </w:t>
+      </w:r>
+      <w:r>
+        <w:rPr w:rFonts="맑은 고딕">
+          <w:rFonts w:ascii="맑은 고딕" w:hAnsi="맑은 고딕" w:eastAsia="맑은 고딕"/>
+          <w:b w:val="0"/>
+          <w:sz w:val="21"/>
+        </w:rPr>
+        <w:t>전작을 통해 그래미 어워드와 미국 컨트리 음악 협회(ACM) 신인상 후보에 오르며 공인받았던 음악적 위상을 바탕으로, 평단으로부터 "상업적 타협 없이 보컬의 순수한 질감을 가장 잘 살려낸 앨범"이라는 호평을 받았습니다.</w:t>
+      </w:r>
+    </w:p>
+    <w:p>
+      <w:pPr>
+        <w:spacing w:line="324" w:lineRule="auto" w:before="200" w:after="80"/>
+      </w:pPr>
+      <w:r>
+        <w:rPr w:rFonts="맑은 고딕">
+          <w:rFonts w:ascii="맑은 고딕" w:hAnsi="맑은 고딕" w:eastAsia="맑은 고딕"/>
+          <w:b/>
+          <w:color w:val="1E3A8A"/>
+          <w:sz w:val="24"/>
+        </w:rPr>
+        <w:t>2. 아티스트 정보</w:t>
+      </w:r>
+    </w:p>
+    <w:p>
+      <w:pPr>
+        <w:spacing w:line="324" w:lineRule="auto" w:after="80"/>
+      </w:pPr>
+      <w:r>
+        <w:rPr w:rFonts="맑은 고딕">
+          <w:rFonts w:ascii="맑은 고딕" w:hAnsi="맑은 고딕" w:eastAsia="맑은 고딕"/>
+          <w:b w:val="0"/>
+          <w:color w:val="6B7280"/>
+          <w:sz w:val="21"/>
+        </w:rPr>
+        <w:t xml:space="preserve">· </w:t>
+      </w:r>
+      <w:r>
+        <w:rPr w:rFonts="맑은 고딕">
+          <w:rFonts w:ascii="맑은 고딕" w:hAnsi="맑은 고딕" w:eastAsia="맑은 고딕"/>
+          <w:b/>
+          <w:color w:val="1F2937"/>
+          <w:sz w:val="21"/>
+        </w:rPr>
+        <w:t xml:space="preserve">국적: </w:t>
+      </w:r>
+      <w:r>
+        <w:rPr w:rFonts="맑은 고딕">
+          <w:rFonts w:ascii="맑은 고딕" w:hAnsi="맑은 고딕" w:eastAsia="맑은 고딕"/>
+          <w:b w:val="0"/>
+          <w:sz w:val="21"/>
+        </w:rPr>
+        <w:t>영국 (웨일스)</w:t>
+      </w:r>
+    </w:p>
+    <w:p>
+      <w:pPr>
+        <w:spacing w:line="324" w:lineRule="auto" w:after="80"/>
+      </w:pPr>
+      <w:r>
+        <w:rPr w:rFonts="맑은 고딕">
+          <w:rFonts w:ascii="맑은 고딕" w:hAnsi="맑은 고딕" w:eastAsia="맑은 고딕"/>
+          <w:b w:val="0"/>
+          <w:color w:val="6B7280"/>
+          <w:sz w:val="21"/>
+        </w:rPr>
+        <w:t xml:space="preserve">· </w:t>
+      </w:r>
+      <w:r>
+        <w:rPr w:rFonts="맑은 고딕">
+          <w:rFonts w:ascii="맑은 고딕" w:hAnsi="맑은 고딕" w:eastAsia="맑은 고딕"/>
+          <w:b/>
+          <w:color w:val="1F2937"/>
+          <w:sz w:val="21"/>
+        </w:rPr>
+        <w:t xml:space="preserve">생몰년도: </w:t>
+      </w:r>
+      <w:r>
+        <w:rPr w:rFonts="맑은 고딕">
+          <w:rFonts w:ascii="맑은 고딕" w:hAnsi="맑은 고딕" w:eastAsia="맑은 고딕"/>
+          <w:b w:val="0"/>
+          <w:sz w:val="21"/>
+        </w:rPr>
+        <w:t>1951년 6월 8일 ~ 현재</w:t>
+      </w:r>
+    </w:p>
+    <w:p>
+      <w:pPr>
+        <w:spacing w:line="324" w:lineRule="auto" w:after="80"/>
+      </w:pPr>
+      <w:r>
+        <w:rPr w:rFonts="맑은 고딕">
+          <w:rFonts w:ascii="맑은 고딕" w:hAnsi="맑은 고딕" w:eastAsia="맑은 고딕"/>
+          <w:b w:val="0"/>
+          <w:color w:val="6B7280"/>
+          <w:sz w:val="21"/>
+        </w:rPr>
+        <w:t xml:space="preserve">· </w:t>
+      </w:r>
+      <w:r>
+        <w:rPr w:rFonts="맑은 고딕">
+          <w:rFonts w:ascii="맑은 고딕" w:hAnsi="맑은 고딕" w:eastAsia="맑은 고딕"/>
+          <w:b/>
+          <w:color w:val="1F2937"/>
+          <w:sz w:val="21"/>
+        </w:rPr>
+        <w:t xml:space="preserve">그룹 소속: </w:t>
+      </w:r>
+      <w:r>
+        <w:rPr w:rFonts="맑은 고딕">
+          <w:rFonts w:ascii="맑은 고딕" w:hAnsi="맑은 고딕" w:eastAsia="맑은 고딕"/>
+          <w:b w:val="0"/>
+          <w:sz w:val="21"/>
+        </w:rPr>
+        <w:t>솔로</w:t>
+      </w:r>
+    </w:p>
+    <w:p>
+      <w:pPr>
+        <w:spacing w:line="324" w:lineRule="auto" w:after="80"/>
+      </w:pPr>
+      <w:r>
+        <w:rPr w:rFonts="맑은 고딕">
+          <w:rFonts w:ascii="맑은 고딕" w:hAnsi="맑은 고딕" w:eastAsia="맑은 고딕"/>
+          <w:b w:val="0"/>
+          <w:color w:val="6B7280"/>
+          <w:sz w:val="21"/>
+        </w:rPr>
+        <w:t xml:space="preserve">· </w:t>
+      </w:r>
+      <w:r>
+        <w:rPr w:rFonts="맑은 고딕">
+          <w:rFonts w:ascii="맑은 고딕" w:hAnsi="맑은 고딕" w:eastAsia="맑은 고딕"/>
+          <w:b/>
+          <w:color w:val="1F2937"/>
+          <w:sz w:val="21"/>
+        </w:rPr>
+        <w:t xml:space="preserve">아티스트 소개: </w:t>
+      </w:r>
+      <w:r>
+        <w:rPr w:rFonts="맑은 고딕">
+          <w:rFonts w:ascii="맑은 고딕" w:hAnsi="맑은 고딕" w:eastAsia="맑은 고딕"/>
+          <w:b w:val="0"/>
+          <w:sz w:val="21"/>
+        </w:rPr>
+        <w:t>성대 결절 수술이라는 시련을 딛고 독보적인 질감의 허스키 보이스를 획득하여 '여성 로드 스튜어트'라는 찬사를 받은 불세출의 보컬리스트입니다. 팝, 록, 컨트리의 경계를 자유로이 넘나들며 폭발적인 가창력과 짙은 호소력으로 1970~80년대 세계 팝 음악사의 찬란한 한 페이지를 장식했습니다.</w:t>
+      </w:r>
+    </w:p>
+    <w:p>
+      <w:pPr>
+        <w:spacing w:line="324" w:lineRule="auto" w:before="200" w:after="80"/>
+      </w:pPr>
+      <w:r>
+        <w:rPr w:rFonts="맑은 고딕">
+          <w:rFonts w:ascii="맑은 고딕" w:hAnsi="맑은 고딕" w:eastAsia="맑은 고딕"/>
+          <w:b/>
+          <w:color w:val="1E3A8A"/>
+          <w:sz w:val="24"/>
+        </w:rPr>
+        <w:t>3. 음반 상세 분석</w:t>
+      </w:r>
+    </w:p>
+    <w:p>
+      <w:pPr>
+        <w:spacing w:line="324" w:lineRule="auto" w:after="80"/>
+      </w:pPr>
+      <w:r>
+        <w:rPr w:rFonts="맑은 고딕">
+          <w:rFonts w:ascii="맑은 고딕" w:hAnsi="맑은 고딕" w:eastAsia="맑은 고딕"/>
+          <w:b w:val="0"/>
+          <w:color w:val="6B7280"/>
+          <w:sz w:val="21"/>
+        </w:rPr>
+        <w:t xml:space="preserve">· </w:t>
+      </w:r>
+      <w:r>
+        <w:rPr w:rFonts="맑은 고딕">
+          <w:rFonts w:ascii="맑은 고딕" w:hAnsi="맑은 고딕" w:eastAsia="맑은 고딕"/>
+          <w:b/>
+          <w:color w:val="1F2937"/>
+          <w:sz w:val="21"/>
+        </w:rPr>
+        <w:t xml:space="preserve">역사적 위치: </w:t>
+      </w:r>
+      <w:r>
+        <w:rPr w:rFonts="맑은 고딕">
+          <w:rFonts w:ascii="맑은 고딕" w:hAnsi="맑은 고딕" w:eastAsia="맑은 고딕"/>
+          <w:b w:val="0"/>
+          <w:sz w:val="21"/>
+        </w:rPr>
+        <w:t>1980년대 짐 스타인먼과의 협업으로 폭발적 신스록 시대를 열기 전, 1970년대 어쿠스틱 사운드와 뿌리 깊은 아메리카나(Americana) 정서가 가장 아름답게 조화를 이룬 과도기적 걸작입니다. 과장된 전자음 대신 기타와 피아노, 스트링의 정갈한 배치를 통해 오직 보컬의 서사성에 집중한 정통 팝 록의 모범을 보여줍니다.</w:t>
+      </w:r>
+    </w:p>
+    <w:p>
+      <w:pPr>
+        <w:spacing w:line="324" w:lineRule="auto" w:after="80"/>
+      </w:pPr>
+      <w:r>
+        <w:rPr w:rFonts="맑은 고딕">
+          <w:rFonts w:ascii="맑은 고딕" w:hAnsi="맑은 고딕" w:eastAsia="맑은 고딕"/>
+          <w:b w:val="0"/>
+          <w:color w:val="6B7280"/>
+          <w:sz w:val="21"/>
+        </w:rPr>
+        <w:t xml:space="preserve">· </w:t>
+      </w:r>
+      <w:r>
+        <w:rPr w:rFonts="맑은 고딕">
+          <w:rFonts w:ascii="맑은 고딕" w:hAnsi="맑은 고딕" w:eastAsia="맑은 고딕"/>
+          <w:b/>
+          <w:color w:val="1F2937"/>
+          <w:sz w:val="21"/>
+        </w:rPr>
+        <w:t xml:space="preserve">시대의 흔적(스토리텔링): </w:t>
+      </w:r>
+      <w:r>
+        <w:rPr w:rFonts="맑은 고딕">
+          <w:rFonts w:ascii="맑은 고딕" w:hAnsi="맑은 고딕" w:eastAsia="맑은 고딕"/>
+          <w:b w:val="0"/>
+          <w:sz w:val="21"/>
+        </w:rPr>
+        <w:t>디스코 열풍이 전 세계를 뒤흔들던 1979년의 번잡함 속에서도, 아날로그 본연의 따스한 숨결과 쓸쓸한 낭만을 고수하며 방황하던 당대 청춘들의 고독한 내면을 포근히 위무해 주었던 시대의 초상입니다.</w:t>
+      </w:r>
+    </w:p>
+    <w:p>
+      <w:pPr>
+        <w:spacing w:line="324" w:lineRule="auto" w:before="200" w:after="80"/>
+      </w:pPr>
+      <w:r>
+        <w:rPr w:rFonts="맑은 고딕">
+          <w:rFonts w:ascii="맑은 고딕" w:hAnsi="맑은 고딕" w:eastAsia="맑은 고딕"/>
+          <w:b/>
+          <w:color w:val="1E3A8A"/>
+          <w:sz w:val="24"/>
+        </w:rPr>
+        <w:t>4. 주요 수록곡 및 감상 제언</w:t>
+      </w:r>
+    </w:p>
+    <w:p>
+      <w:pPr>
+        <w:spacing w:line="324" w:lineRule="auto" w:after="80"/>
+      </w:pPr>
+      <w:r>
+        <w:rPr w:rFonts="맑은 고딕">
+          <w:rFonts w:ascii="맑은 고딕" w:hAnsi="맑은 고딕" w:eastAsia="맑은 고딕"/>
+          <w:b w:val="0"/>
+          <w:color w:val="6B7280"/>
+          <w:sz w:val="21"/>
+        </w:rPr>
+        <w:t xml:space="preserve">· </w:t>
+      </w:r>
+      <w:r>
+        <w:rPr w:rFonts="맑은 고딕">
+          <w:rFonts w:ascii="맑은 고딕" w:hAnsi="맑은 고딕" w:eastAsia="맑은 고딕"/>
+          <w:b/>
+          <w:color w:val="1F2937"/>
+          <w:sz w:val="21"/>
+        </w:rPr>
+        <w:t xml:space="preserve">주요 수록곡 특징: </w:t>
+      </w:r>
+      <w:r>
+        <w:rPr w:rFonts="맑은 고딕">
+          <w:rFonts w:ascii="맑은 고딕" w:hAnsi="맑은 고딕" w:eastAsia="맑은 고딕"/>
+          <w:b w:val="0"/>
+          <w:sz w:val="21"/>
+        </w:rPr>
+      </w:r>
+    </w:p>
+    <w:p>
+      <w:pPr>
+        <w:spacing w:line="324" w:lineRule="auto" w:after="80"/>
+      </w:pPr>
+      <w:r>
+        <w:rPr w:rFonts="맑은 고딕">
+          <w:rFonts w:ascii="맑은 고딕" w:hAnsi="맑은 고딕" w:eastAsia="맑은 고딕"/>
+          <w:b w:val="0"/>
+          <w:color w:val="6B7280"/>
+          <w:sz w:val="21"/>
+        </w:rPr>
+        <w:t xml:space="preserve">· </w:t>
+      </w:r>
+      <w:r>
+        <w:rPr w:rFonts="맑은 고딕">
+          <w:rFonts w:ascii="맑은 고딕" w:hAnsi="맑은 고딕" w:eastAsia="맑은 고딕"/>
+          <w:b/>
+          <w:color w:val="1F2937"/>
+          <w:sz w:val="21"/>
+        </w:rPr>
+        <w:t xml:space="preserve">"My Guns Are Loaded": </w:t>
+      </w:r>
+      <w:r>
+        <w:rPr w:rFonts="맑은 고딕">
+          <w:rFonts w:ascii="맑은 고딕" w:hAnsi="맑은 고딕" w:eastAsia="맑은 고딕"/>
+          <w:b w:val="0"/>
+          <w:sz w:val="21"/>
+        </w:rPr>
+        <w:t>비장미 넘치는 어쿠스틱 기타와 서부극의 한 장면을 연상시키는 멜로디 위에 타일러의 절절한 보컬이 얹혀 앨범의 서막을 웅장하게 여는 명곡입니다.</w:t>
+      </w:r>
+    </w:p>
+    <w:p>
+      <w:pPr>
+        <w:spacing w:line="324" w:lineRule="auto" w:after="80"/>
+      </w:pPr>
+      <w:r>
+        <w:rPr w:rFonts="맑은 고딕">
+          <w:rFonts w:ascii="맑은 고딕" w:hAnsi="맑은 고딕" w:eastAsia="맑은 고딕"/>
+          <w:b w:val="0"/>
+          <w:color w:val="6B7280"/>
+          <w:sz w:val="21"/>
+        </w:rPr>
+        <w:t xml:space="preserve">· </w:t>
+      </w:r>
+      <w:r>
+        <w:rPr w:rFonts="맑은 고딕">
+          <w:rFonts w:ascii="맑은 고딕" w:hAnsi="맑은 고딕" w:eastAsia="맑은 고딕"/>
+          <w:b/>
+          <w:color w:val="1F2937"/>
+          <w:sz w:val="21"/>
+        </w:rPr>
+        <w:t xml:space="preserve">"Too Good to Last": </w:t>
+      </w:r>
+      <w:r>
+        <w:rPr w:rFonts="맑은 고딕">
+          <w:rFonts w:ascii="맑은 고딕" w:hAnsi="맑은 고딕" w:eastAsia="맑은 고딕"/>
+          <w:b w:val="0"/>
+          <w:sz w:val="21"/>
+        </w:rPr>
+        <w:t>이별의 회한을 담담하면서도 애절하게 토로하는 곡으로, 쓸쓸한 현악 세션과 갈라지는 듯한 음색의 조화가 긴 여운을 남깁니다.</w:t>
+      </w:r>
+    </w:p>
+    <w:p>
+      <w:pPr>
+        <w:spacing w:line="324" w:lineRule="auto" w:after="80"/>
+      </w:pPr>
+      <w:r>
+        <w:rPr w:rFonts="맑은 고딕">
+          <w:rFonts w:ascii="맑은 고딕" w:hAnsi="맑은 고딕" w:eastAsia="맑은 고딕"/>
+          <w:b w:val="0"/>
+          <w:color w:val="6B7280"/>
+          <w:sz w:val="21"/>
+        </w:rPr>
+        <w:t xml:space="preserve">· </w:t>
+      </w:r>
+      <w:r>
+        <w:rPr w:rFonts="맑은 고딕">
+          <w:rFonts w:ascii="맑은 고딕" w:hAnsi="맑은 고딕" w:eastAsia="맑은 고딕"/>
+          <w:b/>
+          <w:color w:val="1F2937"/>
+          <w:sz w:val="21"/>
+        </w:rPr>
+        <w:t xml:space="preserve">"What a Way to Treat My Heart": </w:t>
+      </w:r>
+      <w:r>
+        <w:rPr w:rFonts="맑은 고딕">
+          <w:rFonts w:ascii="맑은 고딕" w:hAnsi="맑은 고딕" w:eastAsia="맑은 고딕"/>
+          <w:b w:val="0"/>
+          <w:sz w:val="21"/>
+        </w:rPr>
+        <w:t>절제된 리듬감과 서정적인 멜로디 라인이 돋보이며, 상처 입은 영혼의 고백을 듣는 듯한 내밀한 감정선을 전달합니다.</w:t>
+      </w:r>
+    </w:p>
+    <w:p>
+      <w:pPr>
+        <w:spacing w:line="324" w:lineRule="auto" w:after="80"/>
+      </w:pPr>
+      <w:r>
+        <w:rPr w:rFonts="맑은 고딕">
+          <w:rFonts w:ascii="맑은 고딕" w:hAnsi="맑은 고딕" w:eastAsia="맑은 고딕"/>
+          <w:b w:val="0"/>
+          <w:color w:val="6B7280"/>
+          <w:sz w:val="21"/>
+        </w:rPr>
+        <w:t xml:space="preserve">· </w:t>
+      </w:r>
+      <w:r>
+        <w:rPr w:rFonts="맑은 고딕">
+          <w:rFonts w:ascii="맑은 고딕" w:hAnsi="맑은 고딕" w:eastAsia="맑은 고딕"/>
+          <w:b/>
+          <w:color w:val="1F2937"/>
+          <w:sz w:val="21"/>
+        </w:rPr>
+        <w:t xml:space="preserve">빈티지 감상 제언: </w:t>
+      </w:r>
+      <w:r>
+        <w:rPr w:rFonts="맑은 고딕">
+          <w:rFonts w:ascii="맑은 고딕" w:hAnsi="맑은 고딕" w:eastAsia="맑은 고딕"/>
+          <w:b w:val="0"/>
+          <w:sz w:val="21"/>
+        </w:rPr>
+        <w:t>진공관 앰프 특유의 두툼한 중음역대 배음과 아날로그 턴테이블 카트리지가 만날 때 진가를 발휘합니다. 특히 보니 타일러의 목소리에 묻어나는 미세한 쇳소리와 거친 숨결, 그리고 배후에서 은은하게 울리는 어쿠스틱 악기들의 온기가 LP의 소리골을 통해 생생한 온도로 되살아납니다.</w:t>
+      </w:r>
+    </w:p>
+    <w:p>
+      <w:pPr>
+        <w:spacing w:line="324" w:lineRule="auto" w:after="80"/>
+      </w:pPr>
+      <w:r>
+        <w:rPr w:rFonts="맑은 고딕">
+          <w:rFonts w:ascii="맑은 고딕" w:hAnsi="맑은 고딕" w:eastAsia="맑은 고딕"/>
+          <w:b w:val="0"/>
+          <w:color w:val="6B7280"/>
+          <w:sz w:val="21"/>
+        </w:rPr>
+        <w:t xml:space="preserve">· </w:t>
+      </w:r>
+      <w:r>
+        <w:rPr w:rFonts="맑은 고딕">
+          <w:rFonts w:ascii="맑은 고딕" w:hAnsi="맑은 고딕" w:eastAsia="맑은 고딕"/>
+          <w:b/>
+          <w:color w:val="1F2937"/>
+          <w:sz w:val="21"/>
+        </w:rPr>
+        <w:t xml:space="preserve">소장 가치: </w:t>
+      </w:r>
+      <w:r>
+        <w:rPr w:rFonts="맑은 고딕">
+          <w:rFonts w:ascii="맑은 고딕" w:hAnsi="맑은 고딕" w:eastAsia="맑은 고딕"/>
+          <w:b w:val="0"/>
+          <w:sz w:val="21"/>
+        </w:rPr>
+        <w:t>훗날의 거대한 스타디움 록 사운드 뒤에 가려져 있던 보니 타일러의 가장 서정적이고 인간적인 보컬의 결을 온전히 마주할 수 있는, 70년대 아날로그 바이닐 애호가라면 결코 놓쳐서는 안 될 귀중한 수작입니다.</w:t>
+      </w:r>
+    </w:p>
+    <w:p>
+      <w:pPr>
+        <w:spacing w:line="324" w:lineRule="auto" w:after="120" w:before="160"/>
+      </w:pPr>
+      <w:r>
+        <w:rPr w:rFonts="맑은 고딕">
+          <w:rFonts w:ascii="맑은 고딕" w:hAnsi="맑은 고딕" w:eastAsia="맑은 고딕"/>
+          <w:b/>
+          <w:color w:val="4338CA"/>
+          <w:sz w:val="21"/>
+        </w:rPr>
+        <w:t>이 음반을 통해 투박한 원석 속에서 피어난 보니 타일러의 고결한 음색이 전해주는 감동을 다시 한번 경험해 보시는 것은 어떨까요?</w:t>
       </w:r>
     </w:p>
     <w:sectPr>
       <w:pgSz w:w="12240" w:h="15840"/>
-      <w:pgMar w:top="1440" w:right="1440" w:bottom="1440" w:left="1440" w:header="720" w:footer="720" w:gutter="0"/>
+      <w:pgMar w:top="1152" w:right="1296" w:bottom="1152" w:left="1296" w:header="720" w:footer="720" w:gutter="0"/>
       <w:cols w:space="720"/>
       <w:docGrid w:linePitch="360"/>
     </w:sectPr>

--- a/word_reports/LP_0093_위치_432_Bonnie Tyler_Diamond Cut.docx
+++ b/word_reports/LP_0093_위치_432_Bonnie Tyler_Diamond Cut.docx
@@ -32,7 +32,7 @@
     </w:p>
     <w:p>
       <w:pPr>
-        <w:spacing w:line="324" w:lineRule="auto" w:before="80" w:after="160"/>
+        <w:spacing w:line="324" w:lineRule="auto" w:before="80" w:after="120"/>
       </w:pPr>
       <w:r>
         <w:rPr w:rFonts="맑은 고딕">
@@ -42,13 +42,6 @@
           <w:sz w:val="22"/>
         </w:rPr>
         <w:t xml:space="preserve">[음반 소개] </w:t>
-      </w:r>
-      <w:r>
-        <w:rPr w:rFonts="맑은 고딕">
-          <w:rFonts w:ascii="맑은 고딕" w:hAnsi="맑은 고딕" w:eastAsia="맑은 고딕"/>
-          <w:b w:val="0"/>
-          <w:sz w:val="21"/>
-        </w:rPr>
       </w:r>
     </w:p>
     <w:p>
@@ -61,7 +54,46 @@
           <w:b w:val="0"/>
           <w:sz w:val="21"/>
         </w:rPr>
-        <w:t>거친 모래바람 속에서 피어난 한 떨기 야생화처럼, 보니 타일러의 허스키한 음색은 찰나의 상처조차 눈부신 서정으로 치환하는 마력을 지니고 있습니다. 1979년에 발표된 본작 《Diamond Cut》은 그녀가 세계적인 록 디바로 도약하기 직전, 컨트리와 포크 록의 비옥한 토양 위에서 가장 순수하고 진솔한 감정을 벼려내던 시절의 기록입니다. 투박한 원석을 정밀하게 다듬어 빛을 발하는 다이아몬드처럼, 정갈한 어쿠스틱 사운드와 짙은 애수가 깃든 보컬이 만나 고전적인 품격을 빚어냅니다. 70년대 아날로그 팝의 황혼을 물들이는 이 음반은 세월이 흐를수록 그 깊이를 더해가는 음악적 보석과도 같습니다.</w:t>
+        <w:t>1970년대 후반의 대중음악계는 디스코의 현란한 박동과 펑크의 거친 반항이 양분하던 역동의 시기였습니다. 그 소용돌이 속에서 웨일스 출신의 한 여가수는 성대 수술이라는 치명적인 시련을 도리어 축복으로 바꾸어 놓으며, 거칠게 긁히는 듯하면서도 비단결처럼 따스한 독보적인 음색으로 세계를 매료시켰습니다. 바로 '여성 로드 스튜어트'로 칭송받던 보니 타일러(Bonnie Tyler)입니다. 메가 히트곡 "It's a Heartache"로 전 세계를 뒤흔든 직후인 1979년에 발표된 정규 3집 [Diamond Cut]은, 그녀의 음악적 정체성이 가장 유기적이고도 성숙한 형태로 응축된 숨겨진 걸작입니다.</w:t>
+      </w:r>
+    </w:p>
+    <w:p>
+      <w:pPr>
+        <w:spacing w:line="324" w:lineRule="auto" w:after="120"/>
+      </w:pPr>
+      <w:r>
+        <w:rPr w:rFonts="맑은 고딕">
+          <w:rFonts w:ascii="맑은 고딕" w:hAnsi="맑은 고딕" w:eastAsia="맑은 고딕"/>
+          <w:b w:val="0"/>
+          <w:sz w:val="21"/>
+        </w:rPr>
+        <w:t>본 작은 보니 타일러의 초기 황금기를 일구어낸 명 프로듀서이자 송라이터 콤비 로니 스콧(Ronnie Scott)과 스티브 울프(Steve Wolfe)의 섬세한 조율 아래 탄생했습니다. 전작의 성공을 안이하게 복제하는 대신, 미국 남부의 흙내음 가득한 컨트리 록과 블루스의 정초 위에 영국식 팝의 서정적인 멜로디 감각을 수려하게 직조해 냈습니다. 어쿠스틱 기타의 맑은 울림, 애수가 깃든 페달 스틸 기타, 그리고 절제된 리듬 섹션은 보니 타일러의 허스키한 보컬과 절묘한 대비를 이루며, 듣는 이로 하여금 마치 황혼 녘의 쓸쓸한 간이역에 홀로 서 있는 듯한 짙은 고독과 낭만을 마주하게 합니다.</w:t>
+      </w:r>
+    </w:p>
+    <w:p>
+      <w:pPr>
+        <w:spacing w:line="324" w:lineRule="auto" w:after="120"/>
+      </w:pPr>
+      <w:r>
+        <w:rPr w:rFonts="맑은 고딕">
+          <w:rFonts w:ascii="맑은 고딕" w:hAnsi="맑은 고딕" w:eastAsia="맑은 고딕"/>
+          <w:b w:val="0"/>
+          <w:sz w:val="21"/>
+        </w:rPr>
+        <w:t>앨범 타이틀인 [Diamond Cut]이 암시하듯, 본 음반에 담긴 곡들은 거친 암석을 정밀하게 깎아내어 빛을 굴절시키는 다이아몬드처럼 삶의 상처와 이별의 슬픔을 찬란한 예술적 승화로 이끌어냅니다. 지나간 사랑에 대한 회한을 노래하면서도 결코 비굴해지지 않고, 상처 입은 내면을 굳건한 생명력으로 치환해 내는 타일러의 목소리는 단순한 가창을 넘어선 실존적 고백에 가깝습니다. 세월의 풍파를 온몸으로 받아낸 듯한 그녀의 음색은 묵직한 중저음에서부터 찢어질 듯 호소력 넘치는 고음에 이르기까지 듣는 이의 심장에 깊은 파문을 남깁니다.</w:t>
+      </w:r>
+    </w:p>
+    <w:p>
+      <w:pPr>
+        <w:spacing w:line="324" w:lineRule="auto" w:after="120"/>
+      </w:pPr>
+      <w:r>
+        <w:rPr w:rFonts="맑은 고딕">
+          <w:rFonts w:ascii="맑은 고딕" w:hAnsi="맑은 고딕" w:eastAsia="맑은 고딕"/>
+          <w:b w:val="0"/>
+          <w:sz w:val="21"/>
+        </w:rPr>
+        <w:t>시간이 흘러 80년대 웅장한 신스팝의 시대로 넘어가기 전, 보니 타일러가 가장 순수하고 아날로그적인 질감으로 자신의 영혼을 각인한 [Diamond Cut]은 오늘날 바이닐 애호가들에게 더욱 각별한 감흥을 안겨줍니다. 전자음의 과잉에 지친 현대인들에게 이 음반이 선사하는 투박하면서도 진솔한 울림은 반세기가 흐른 지금도 전혀 빛바래지 않은 채, 진정한 '원석의 미학'이 무엇인지를 고요히 증명하고 있습니다.</w:t>
       </w:r>
     </w:p>
     <w:p>
@@ -168,7 +200,7 @@
           <w:b w:val="0"/>
           <w:sz w:val="21"/>
         </w:rPr>
-        <w:t>1979년 영국 RCA 레코드를 통해 발매된 보니 타일러의 통산 세 번째 정규 스튜디오 앨범으로, 명 프로듀서 로니 스콧(Ronnie Scott)과 스티브 울프(Steve Wolfe) 콤비와의 긴밀한 호흡 속에서 탄생한 서정적 명반입니다.</w:t>
+        <w:t>1979년 2월 영국의 RCA 레코드를 통해 발표된 정규 3집 음반으로, 70년대 컨트리/루츠 록과 팝 음악의 우아한 결합을 구현한 수작</w:t>
       </w:r>
     </w:p>
     <w:p>
@@ -199,7 +231,7 @@
           <w:b w:val="0"/>
           <w:sz w:val="21"/>
         </w:rPr>
-        <w:t>전작의 전 세계적 히트에 힘입어 미국 빌보드 200 차트 145위 및 컨트리 앨범 차트 42위에 올랐으며, 노르웨이와 스웨덴 등 북유럽 앨범 차트 톱 20에 진입하는 등 대서양 양안과 유럽 전역에서 고른 사랑을 받았습니다.</w:t>
+        <w:t>노르웨이와 스웨덴 앨범 차트 Top 15에 안착하며 북유럽에서 큰 사랑을 받았으며, 미국 빌보드 200 차트 및 컨트리 앨범 차트에 동시 진입하여 폭넓은 스펙트럼의 대중성을 입증</w:t>
       </w:r>
     </w:p>
     <w:p>
@@ -230,7 +262,7 @@
           <w:b w:val="0"/>
           <w:sz w:val="21"/>
         </w:rPr>
-        <w:t>전작을 통해 그래미 어워드와 미국 컨트리 음악 협회(ACM) 신인상 후보에 오르며 공인받았던 음악적 위상을 바탕으로, 평단으로부터 "상업적 타협 없이 보컬의 순수한 질감을 가장 잘 살려낸 앨범"이라는 호평을 받았습니다.</w:t>
+        <w:t>전작에 이은 뛰어난 음악적 성취로 평단의 일치된 호평을 이끌어냈으며, 당대 최고의 여성 록/보컬리스트로서의 독보적 위상을 유럽 및 북미 음악계에 확고히 공인받음</w:t>
       </w:r>
     </w:p>
     <w:p>
@@ -306,7 +338,7 @@
           <w:b w:val="0"/>
           <w:sz w:val="21"/>
         </w:rPr>
-        <w:t>1951년 6월 8일 ~ 현재</w:t>
+        <w:t>1951년 6월 8일 출생</w:t>
       </w:r>
     </w:p>
     <w:p>
@@ -368,7 +400,7 @@
           <w:b w:val="0"/>
           <w:sz w:val="21"/>
         </w:rPr>
-        <w:t>성대 결절 수술이라는 시련을 딛고 독보적인 질감의 허스키 보이스를 획득하여 '여성 로드 스튜어트'라는 찬사를 받은 불세출의 보컬리스트입니다. 팝, 록, 컨트리의 경계를 자유로이 넘나들며 폭발적인 가창력과 짙은 호소력으로 1970~80년대 세계 팝 음악사의 찬란한 한 페이지를 장식했습니다.</w:t>
+        <w:t>벨벳에 모래를 흩뿌린 듯한 독보적인 허스키 음색으로 팝과 록, 컨트리의 경계를 자유롭게 넘나든 불세출의 디바입니다. 탁월한 서사 전달력과 폭발적인 가창력을 바탕으로 70년대와 80년대를 아우르며 전 세계 음악 차트를 석권한 살아있는 전설입니다.</w:t>
       </w:r>
     </w:p>
     <w:p>
@@ -413,7 +445,7 @@
           <w:b w:val="0"/>
           <w:sz w:val="21"/>
         </w:rPr>
-        <w:t>1980년대 짐 스타인먼과의 협업으로 폭발적 신스록 시대를 열기 전, 1970년대 어쿠스틱 사운드와 뿌리 깊은 아메리카나(Americana) 정서가 가장 아름답게 조화를 이룬 과도기적 걸작입니다. 과장된 전자음 대신 기타와 피아노, 스트링의 정갈한 배치를 통해 오직 보컬의 서사성에 집중한 정통 팝 록의 모범을 보여줍니다.</w:t>
+        <w:t>70년대 어쿠스틱 기반의 어덜트 컨템포러리/컨트리 록 사운드에서 80년대 드라마틱한 파워 발라드로 진화해 가는 가교 지점에 위치한 음반으로, 보니 타일러 본연의 유기적 사운드가 도달한 미학적 정점을 보여줍니다.</w:t>
       </w:r>
     </w:p>
     <w:p>
@@ -444,7 +476,7 @@
           <w:b w:val="0"/>
           <w:sz w:val="21"/>
         </w:rPr>
-        <w:t>디스코 열풍이 전 세계를 뒤흔들던 1979년의 번잡함 속에서도, 아날로그 본연의 따스한 숨결과 쓸쓸한 낭만을 고수하며 방황하던 당대 청춘들의 고독한 내면을 포근히 위무해 주었던 시대의 초상입니다.</w:t>
+        <w:t>화려함과 자극을 좇던 1970년대 후반의 도회적 소음 속에서, 삶의 굴곡과 방황을 겪던 청춘들에게 통기타와 진솔한 목소리 하나로 따뜻한 위안과 서정적 도피처를 마련해 준 시대의 기록화입니다.</w:t>
       </w:r>
     </w:p>
     <w:p>
@@ -519,7 +551,7 @@
           <w:b w:val="0"/>
           <w:sz w:val="21"/>
         </w:rPr>
-        <w:t>비장미 넘치는 어쿠스틱 기타와 서부극의 한 장면을 연상시키는 멜로디 위에 타일러의 절절한 보컬이 얹혀 앨범의 서막을 웅장하게 여는 명곡입니다.</w:t>
+        <w:t>비장한 어쿠스틱 스트로크와 결연한 보컬이 어우러져 한 편의 서부극 같은 낭만을 선사하는 대표 트랙.</w:t>
       </w:r>
     </w:p>
     <w:p>
@@ -550,7 +582,7 @@
           <w:b w:val="0"/>
           <w:sz w:val="21"/>
         </w:rPr>
-        <w:t>이별의 회한을 담담하면서도 애절하게 토로하는 곡으로, 쓸쓸한 현악 세션과 갈라지는 듯한 음색의 조화가 긴 여운을 남깁니다.</w:t>
+        <w:t>현악의 유려한 흐름 위로 흐르는 타일러의 애절한 절창이 가슴을 저미게 만드는 정통 발라드의 정수.</w:t>
       </w:r>
     </w:p>
     <w:p>
@@ -573,7 +605,7 @@
           <w:color w:val="1F2937"/>
           <w:sz w:val="21"/>
         </w:rPr>
-        <w:t xml:space="preserve">"What a Way to Treat My Heart": </w:t>
+        <w:t xml:space="preserve">"Louisiana Rain": </w:t>
       </w:r>
       <w:r>
         <w:rPr w:rFonts="맑은 고딕">
@@ -581,7 +613,38 @@
           <w:b w:val="0"/>
           <w:sz w:val="21"/>
         </w:rPr>
-        <w:t>절제된 리듬감과 서정적인 멜로디 라인이 돋보이며, 상처 입은 영혼의 고백을 듣는 듯한 내밀한 감정선을 전달합니다.</w:t>
+        <w:t>톰 페티의 곡을 재해석하여 남부 루이지애나의 축축한 공기와 짙은 고독을 완벽히 체화해 낸 명연.</w:t>
+      </w:r>
+    </w:p>
+    <w:p>
+      <w:pPr>
+        <w:spacing w:line="324" w:lineRule="auto" w:after="80"/>
+      </w:pPr>
+      <w:r>
+        <w:rPr w:rFonts="맑은 고딕">
+          <w:rFonts w:ascii="맑은 고딕" w:hAnsi="맑은 고딕" w:eastAsia="맑은 고딕"/>
+          <w:b w:val="0"/>
+          <w:color w:val="6B7280"/>
+          <w:sz w:val="21"/>
+        </w:rPr>
+        <w:t xml:space="preserve">· </w:t>
+      </w:r>
+      <w:r>
+        <w:rPr w:rFonts="맑은 고딕">
+          <w:rFonts w:ascii="맑은 고딕" w:hAnsi="맑은 고딕" w:eastAsia="맑은 고딕"/>
+          <w:b/>
+          <w:color w:val="1F2937"/>
+          <w:sz w:val="21"/>
+        </w:rPr>
+        <w:t xml:space="preserve">"What a Way to Treat My Lady": </w:t>
+      </w:r>
+      <w:r>
+        <w:rPr w:rFonts="맑은 고딕">
+          <w:rFonts w:ascii="맑은 고딕" w:hAnsi="맑은 고딕" w:eastAsia="맑은 고딕"/>
+          <w:b w:val="0"/>
+          <w:sz w:val="21"/>
+        </w:rPr>
+        <w:t>절제된 컨트리 록 리듬 속에서 그녀 특유의 유연한 그루브와 보컬 표현력이 빛을 발하는 곡.</w:t>
       </w:r>
     </w:p>
     <w:p>
@@ -612,7 +675,7 @@
           <w:b w:val="0"/>
           <w:sz w:val="21"/>
         </w:rPr>
-        <w:t>진공관 앰프 특유의 두툼한 중음역대 배음과 아날로그 턴테이블 카트리지가 만날 때 진가를 발휘합니다. 특히 보니 타일러의 목소리에 묻어나는 미세한 쇳소리와 거친 숨결, 그리고 배후에서 은은하게 울리는 어쿠스틱 악기들의 온기가 LP의 소리골을 통해 생생한 온도로 되살아납니다.</w:t>
+        <w:t>진공관 앰프에 불을 지피고 턴테이블 카트리지가 소릿골을 스칠 때 피어오르는 아날로그 특유의 온기 속에서 감상할 것을 권합니다. 타일러의 성대를 긁고 나오는 미세한 숨소리와 어쿠스틱 기타 줄의 떨림, 베이스의 묵직한 배음이 공간을 가득 채울 때 이 앨범의 진가가 온전히 드러납니다.</w:t>
       </w:r>
     </w:p>
     <w:p>
@@ -643,7 +706,7 @@
           <w:b w:val="0"/>
           <w:sz w:val="21"/>
         </w:rPr>
-        <w:t>훗날의 거대한 스타디움 록 사운드 뒤에 가려져 있던 보니 타일러의 가장 서정적이고 인간적인 보컬의 결을 온전히 마주할 수 있는, 70년대 아날로그 바이닐 애호가라면 결코 놓쳐서는 안 될 귀중한 수작입니다.</w:t>
+        <w:t>후기의 과장된 신디사이저 편곡에서 벗어나, 자연스러운 목관악기 및 현악 세션과 오리지널 보컬의 순수한 다이내믹을 만끽할 수 있는 희소성 높은 아날로그 명반으로 컬렉터의 서가를 격조 높게 빛내줄 가치가 충분합니다.</w:t>
       </w:r>
     </w:p>
     <w:p>
@@ -657,7 +720,7 @@
           <w:color w:val="4338CA"/>
           <w:sz w:val="21"/>
         </w:rPr>
-        <w:t>이 음반을 통해 투박한 원석 속에서 피어난 보니 타일러의 고결한 음색이 전해주는 감동을 다시 한번 경험해 보시는 것은 어떨까요?</w:t>
+        <w:t>이 음반을 통해 거친 모래바람 속에 숨겨진 원석처럼 투박하지만 찬연한 보니 타일러의 목소리가 전해주는 감동을 다시 한번 경험해 보시는 것은 어떨까요?</w:t>
       </w:r>
     </w:p>
     <w:sectPr>
